--- a/eu-gmp-rag/ausgabe/Anhang 8 Probenahme von Ausgangs- und Verpackungsmaterial.docx
+++ b/eu-gmp-rag/ausgabe/Anhang 8 Probenahme von Ausgangs- und Verpackungsmaterial.docx
@@ -16,52 +16,16 @@
       </w:r>
     </w:p>
     <w:p>
-      <w:r>
-        <w:rPr>
-          <w:b/>
-        </w:rPr>
-        <w:t>Tabelle (zeilenweise wiedergegeben):</w:t>
-      </w:r>
-    </w:p>
-    <w:p>
       <w:pPr>
-        <w:pStyle w:val="ListBullet"/>
+        <w:pStyle w:val="Heading2"/>
       </w:pPr>
-      <w:r>
-        <w:t>EG-GMP Leitfaden, Anhang 8:: Ergänzende Leitlinie für die Probenahme von Ausgangsstoffen.</w:t>
-      </w:r>
-    </w:p>
-    <w:p>
-      <w:pPr>
-        <w:pStyle w:val="ListBullet"/>
-      </w:pPr>
-      <w:r>
-        <w:t>EG-GMP Leitfaden, Anhang 8:: und Verpackungsmaterial.</w:t>
-      </w:r>
-    </w:p>
-    <w:p>
-      <w:r>
-        <w:t>Anhang 8 wurde als Anlage 4 zur Bekanntmachung des Bundesministeriums für Gesundheit vom</w:t>
-      </w:r>
-    </w:p>
-    <w:p>
-      <w:r>
-        <w:t>2. Januar 1992 in deutscher Sprache veröffentlicht (BAnz. Nr. 18 vom 28. Januar 1992).</w:t>
-      </w:r>
-    </w:p>
-    <w:p>
       <w:r>
         <w:t>Grundsätze</w:t>
       </w:r>
     </w:p>
     <w:p>
       <w:r>
-        <w:t>Die Probenahme ist ein wichtiger Vorgang, bei dem nur ein kleiner Teil einer Charge entnommen</w:t>
-      </w:r>
-    </w:p>
-    <w:p>
-      <w:r>
-        <w:t>wird. Aus den Überprüfungen von nicht repräsentativen Proben können keine gültigen Schlussfolgerungen auf die gesamte Charge gezogen werden. Die korrekte Probenahme ist daher ein wesentlicher Teil eines Qualitätssicherungssystems.</w:t>
+        <w:t>Die Probenahme ist ein wichtiger Vorgang, bei dem nur ein kleiner Teil einer Charge entnommen wird. Aus den Überprüfungen von nicht repräsentativen Proben können keine gültigen Schlussfolgerungen auf die gesamte Charge gezogen werden. Die korrekte Probenahme ist daher ein wesentlicher Teil eines Qualitätssicherungssystems.</w:t>
       </w:r>
     </w:p>
     <w:p>
@@ -75,6 +39,9 @@
       </w:r>
     </w:p>
     <w:p>
+      <w:pPr>
+        <w:pStyle w:val="Heading2"/>
+      </w:pPr>
       <w:r>
         <w:t>Personal</w:t>
       </w:r>
@@ -120,6 +87,9 @@
       </w:r>
     </w:p>
     <w:p>
+      <w:pPr>
+        <w:pStyle w:val="Heading2"/>
+      </w:pPr>
       <w:r>
         <w:t>Ausgangsstoffe</w:t>
       </w:r>
@@ -190,6 +160,9 @@
       </w:r>
     </w:p>
     <w:p>
+      <w:pPr>
+        <w:pStyle w:val="Heading2"/>
+      </w:pPr>
       <w:r>
         <w:t>Verpackungsmaterial</w:t>
       </w:r>
